--- a/arb/docx/57.content.docx
+++ b/arb/docx/57.content.docx
@@ -9,6 +9,8 @@
       </w:pPr>
       <w:r>
         <w:rPr>
+          <w:rtl/>
+          <w:cs/>
           <w:lang w:val="ar_AE" w:bidi="ar_AE"/>
         </w:rPr>
       </w:r>
@@ -20,12 +22,16 @@
       </w:pPr>
       <w:r>
         <w:rPr>
+          <w:rtl/>
+          <w:cs/>
           <w:lang w:val="ar_AE" w:bidi="ar_AE"/>
         </w:rPr>
         <w:t>Resource: Biblica Study Notes</w:t>
       </w:r>
       <w:r>
         <w:rPr>
+          <w:rtl/>
+          <w:cs/>
           <w:lang w:val="ar_AE" w:bidi="ar_AE"/>
         </w:rPr>
       </w:r>
@@ -36,53 +42,71 @@
       </w:pPr>
       <w:r>
         <w:rPr>
+          <w:rtl/>
+          <w:cs/>
           <w:lang w:val="ar_AE" w:bidi="ar_AE"/>
         </w:rPr>
       </w:r>
       <w:r>
         <w:rPr>
           <w:b/>
+          <w:rtl/>
+          <w:cs/>
           <w:lang w:val="ar_AE" w:bidi="ar_AE"/>
         </w:rPr>
         <w:t>Biblica Study Notes (Book Intros)</w:t>
       </w:r>
       <w:r>
         <w:rPr>
+          <w:rtl/>
+          <w:cs/>
           <w:lang w:val="ar_AE" w:bidi="ar_AE"/>
         </w:rPr>
         <w:t xml:space="preserve"> © 2023 Biblica Inc. Released under CC BY-SA 4.0 license. </w:t>
       </w:r>
       <w:r>
         <w:rPr>
+          <w:rtl/>
+          <w:cs/>
           <w:lang w:val="ar_AE" w:bidi="ar_AE"/>
         </w:rPr>
         <w:t>Biblica Study Notes</w:t>
       </w:r>
       <w:r>
         <w:rPr>
+          <w:rtl/>
+          <w:cs/>
           <w:lang w:val="ar_AE" w:bidi="ar_AE"/>
         </w:rPr>
         <w:t xml:space="preserve"> has been adapted in the following languages: Tok Pisin, Arabic (عربي), French (Français), Hindi (हिंदी), Indonesian (Bahasa Indonesia), Portuguese (Português), Russian (Русский), Spanish (Español), Swahili (Kiswahili), and Simplified Chinese (简体中文)from </w:t>
       </w:r>
       <w:r>
         <w:rPr>
+          <w:rtl/>
+          <w:cs/>
           <w:lang w:val="ar_AE" w:bidi="ar_AE"/>
         </w:rPr>
         <w:t>Biblica Study Notes</w:t>
       </w:r>
       <w:r>
         <w:rPr>
+          <w:rtl/>
+          <w:cs/>
           <w:lang w:val="ar_AE" w:bidi="ar_AE"/>
         </w:rPr>
         <w:t xml:space="preserve"> © 2023 Biblica Inc. Released under CC BY-SA 4.0 license by Mission Mutual</w:t>
       </w:r>
       <w:r>
         <w:rPr>
-          <w:lang w:val="ar_AE" w:bidi="ar_AE"/>
-        </w:rPr>
-      </w:r>
-      <w:r>
-        <w:rPr>
+          <w:rtl/>
+          <w:cs/>
+          <w:lang w:val="ar_AE" w:bidi="ar_AE"/>
+        </w:rPr>
+      </w:r>
+      <w:r>
+        <w:rPr>
+          <w:rtl/>
+          <w:cs/>
           <w:lang w:val="ar_AE" w:bidi="ar_AE"/>
         </w:rPr>
       </w:r>
@@ -94,6 +118,8 @@
       </w:pPr>
       <w:r>
         <w:rPr>
+          <w:rtl/>
+          <w:cs/>
           <w:lang w:val="ar_AE" w:bidi="ar_AE"/>
         </w:rPr>
         <w:t>Biblica Study Notes</w:t>
@@ -123,6 +149,8 @@
       </w:pPr>
       <w:r>
         <w:rPr>
+          <w:rtl/>
+          <w:cs/>
           <w:lang w:val="ar_AE" w:bidi="ar_AE"/>
         </w:rPr>
       </w:r>
@@ -134,12 +162,16 @@
       </w:pPr>
       <w:r>
         <w:rPr>
+          <w:rtl/>
+          <w:cs/>
           <w:lang w:val="ar_AE" w:bidi="ar_AE"/>
         </w:rPr>
         <w:t>PHM</w:t>
       </w:r>
       <w:r>
         <w:rPr>
+          <w:rtl/>
+          <w:cs/>
           <w:lang w:val="ar_AE" w:bidi="ar_AE"/>
         </w:rPr>
       </w:r>
@@ -150,22 +182,30 @@
       </w:pPr>
       <w:r>
         <w:rPr>
-          <w:lang w:val="ar_AE" w:bidi="ar_AE"/>
-        </w:rPr>
-      </w:r>
-      <w:r>
-        <w:rPr>
+          <w:rtl/>
+          <w:cs/>
+          <w:lang w:val="ar_AE" w:bidi="ar_AE"/>
+        </w:rPr>
+      </w:r>
+      <w:r>
+        <w:rPr>
+          <w:rtl/>
+          <w:cs/>
           <w:lang w:val="ar_AE" w:bidi="ar_AE"/>
         </w:rPr>
         <w:t xml:space="preserve"> </w:t>
       </w:r>
       <w:r>
         <w:rPr>
-          <w:lang w:val="ar_AE" w:bidi="ar_AE"/>
-        </w:rPr>
-      </w:r>
-      <w:r>
-        <w:rPr>
+          <w:rtl/>
+          <w:cs/>
+          <w:lang w:val="ar_AE" w:bidi="ar_AE"/>
+        </w:rPr>
+      </w:r>
+      <w:r>
+        <w:rPr>
+          <w:rtl/>
+          <w:cs/>
           <w:lang w:val="ar_AE" w:bidi="ar_AE"/>
         </w:rPr>
       </w:r>
@@ -191,6 +231,8 @@
       </w:pPr>
       <w:r>
         <w:rPr>
+          <w:rtl/>
+          <w:cs/>
           <w:lang w:val="ar_AE" w:bidi="ar_AE"/>
         </w:rPr>
       </w:r>
@@ -202,12 +244,16 @@
       </w:pPr>
       <w:r>
         <w:rPr>
+          <w:rtl/>
+          <w:cs/>
           <w:lang w:val="ar_AE" w:bidi="ar_AE"/>
         </w:rPr>
         <w:t>فليمون</w:t>
       </w:r>
       <w:r>
         <w:rPr>
+          <w:rtl/>
+          <w:cs/>
           <w:lang w:val="ar_AE" w:bidi="ar_AE"/>
         </w:rPr>
       </w:r>
@@ -218,18 +264,24 @@
       </w:pPr>
       <w:r>
         <w:rPr>
+          <w:rtl/>
+          <w:cs/>
           <w:lang w:val="ar_AE" w:bidi="ar_AE"/>
         </w:rPr>
       </w:r>
       <w:r>
         <w:rPr>
           <w:b/>
+          <w:rtl/>
+          <w:cs/>
           <w:lang w:val="ar_AE" w:bidi="ar_AE"/>
         </w:rPr>
         <w:t>ما هي رسالة</w:t>
       </w:r>
       <w:r>
         <w:rPr>
+          <w:rtl/>
+          <w:cs/>
           <w:lang w:val="ar_AE" w:bidi="ar_AE"/>
         </w:rPr>
         <w:t xml:space="preserve"> </w:t>
@@ -237,6 +289,8 @@
       <w:r>
         <w:rPr>
           <w:b/>
+          <w:rtl/>
+          <w:cs/>
           <w:lang w:val="ar_AE" w:bidi="ar_AE"/>
         </w:rPr>
         <w:t>فليمون؟</w:t>
@@ -251,11 +305,15 @@
       </w:pPr>
       <w:r>
         <w:rPr>
-          <w:lang w:val="ar_AE" w:bidi="ar_AE"/>
-        </w:rPr>
-      </w:r>
-      <w:r>
-        <w:rPr>
+          <w:rtl/>
+          <w:cs/>
+          <w:lang w:val="ar_AE" w:bidi="ar_AE"/>
+        </w:rPr>
+      </w:r>
+      <w:r>
+        <w:rPr>
+          <w:rtl/>
+          <w:cs/>
           <w:lang w:val="ar_AE" w:bidi="ar_AE"/>
         </w:rPr>
         <w:t>رسالة فليمون هي رسالة من الرسول بولس. وقد ساعد تيموثاوس بولس في كتابتها.</w:t>
@@ -270,11 +328,15 @@
       </w:pPr>
       <w:r>
         <w:rPr>
-          <w:lang w:val="ar_AE" w:bidi="ar_AE"/>
-        </w:rPr>
-      </w:r>
-      <w:r>
-        <w:rPr>
+          <w:rtl/>
+          <w:cs/>
+          <w:lang w:val="ar_AE" w:bidi="ar_AE"/>
+        </w:rPr>
+      </w:r>
+      <w:r>
+        <w:rPr>
+          <w:rtl/>
+          <w:cs/>
           <w:lang w:val="ar_AE" w:bidi="ar_AE"/>
         </w:rPr>
         <w:t>يُعتقد أن بولس كتبها حوالي عام 60 ميلادي.</w:t>
@@ -286,12 +348,16 @@
       </w:pPr>
       <w:r>
         <w:rPr>
+          <w:rtl/>
+          <w:cs/>
           <w:lang w:val="ar_AE" w:bidi="ar_AE"/>
         </w:rPr>
       </w:r>
       <w:r>
         <w:rPr>
           <w:b/>
+          <w:rtl/>
+          <w:cs/>
           <w:lang w:val="ar_AE" w:bidi="ar_AE"/>
         </w:rPr>
         <w:t>لمن كُتبت رسالة فليمون؟</w:t>
@@ -306,11 +372,15 @@
       </w:pPr>
       <w:r>
         <w:rPr>
-          <w:lang w:val="ar_AE" w:bidi="ar_AE"/>
-        </w:rPr>
-      </w:r>
-      <w:r>
-        <w:rPr>
+          <w:rtl/>
+          <w:cs/>
+          <w:lang w:val="ar_AE" w:bidi="ar_AE"/>
+        </w:rPr>
+      </w:r>
+      <w:r>
+        <w:rPr>
+          <w:rtl/>
+          <w:cs/>
           <w:lang w:val="ar_AE" w:bidi="ar_AE"/>
         </w:rPr>
         <w:t>إلى فليمون وعائلته والكنيسة التي اجتمعت في بيته.</w:t>
@@ -325,11 +395,15 @@
       </w:pPr>
       <w:r>
         <w:rPr>
-          <w:lang w:val="ar_AE" w:bidi="ar_AE"/>
-        </w:rPr>
-      </w:r>
-      <w:r>
-        <w:rPr>
+          <w:rtl/>
+          <w:cs/>
+          <w:lang w:val="ar_AE" w:bidi="ar_AE"/>
+        </w:rPr>
+      </w:r>
+      <w:r>
+        <w:rPr>
+          <w:rtl/>
+          <w:cs/>
           <w:lang w:val="ar_AE" w:bidi="ar_AE"/>
         </w:rPr>
         <w:t>يدرك أتباع يسوع أن رسالة فليمون تشارك الحق عن يسوع. لذلك فهي لجميع الناس في كل مكان.</w:t>
@@ -341,12 +415,16 @@
       </w:pPr>
       <w:r>
         <w:rPr>
+          <w:rtl/>
+          <w:cs/>
           <w:lang w:val="ar_AE" w:bidi="ar_AE"/>
         </w:rPr>
       </w:r>
       <w:r>
         <w:rPr>
           <w:b/>
+          <w:rtl/>
+          <w:cs/>
           <w:lang w:val="ar_AE" w:bidi="ar_AE"/>
         </w:rPr>
         <w:t>لماذا كُتبت رسالة فليمون؟</w:t>
@@ -361,11 +439,15 @@
       </w:pPr>
       <w:r>
         <w:rPr>
-          <w:lang w:val="ar_AE" w:bidi="ar_AE"/>
-        </w:rPr>
-      </w:r>
-      <w:r>
-        <w:rPr>
+          <w:rtl/>
+          <w:cs/>
+          <w:lang w:val="ar_AE" w:bidi="ar_AE"/>
+        </w:rPr>
+      </w:r>
+      <w:r>
+        <w:rPr>
+          <w:rtl/>
+          <w:cs/>
           <w:lang w:val="ar_AE" w:bidi="ar_AE"/>
         </w:rPr>
         <w:t>ليُطلب من فليمون أن يقبل أنسيمس كأخ وليس كعبد.</w:t>
@@ -377,12 +459,16 @@
       </w:pPr>
       <w:r>
         <w:rPr>
+          <w:rtl/>
+          <w:cs/>
           <w:lang w:val="ar_AE" w:bidi="ar_AE"/>
         </w:rPr>
       </w:r>
       <w:r>
         <w:rPr>
           <w:b/>
+          <w:rtl/>
+          <w:cs/>
           <w:lang w:val="ar_AE" w:bidi="ar_AE"/>
         </w:rPr>
         <w:t>الأفكار الرئيسية</w:t>
@@ -397,11 +483,15 @@
       </w:pPr>
       <w:r>
         <w:rPr>
-          <w:lang w:val="ar_AE" w:bidi="ar_AE"/>
-        </w:rPr>
-      </w:r>
-      <w:r>
-        <w:rPr>
+          <w:rtl/>
+          <w:cs/>
+          <w:lang w:val="ar_AE" w:bidi="ar_AE"/>
+        </w:rPr>
+      </w:r>
+      <w:r>
+        <w:rPr>
+          <w:rtl/>
+          <w:cs/>
           <w:lang w:val="ar_AE" w:bidi="ar_AE"/>
         </w:rPr>
         <w:t>تدبير الله اللقاء بين أنسيمس وبولس.</w:t>
@@ -416,11 +506,15 @@
       </w:pPr>
       <w:r>
         <w:rPr>
-          <w:lang w:val="ar_AE" w:bidi="ar_AE"/>
-        </w:rPr>
-      </w:r>
-      <w:r>
-        <w:rPr>
+          <w:rtl/>
+          <w:cs/>
+          <w:lang w:val="ar_AE" w:bidi="ar_AE"/>
+        </w:rPr>
+      </w:r>
+      <w:r>
+        <w:rPr>
+          <w:rtl/>
+          <w:cs/>
           <w:lang w:val="ar_AE" w:bidi="ar_AE"/>
         </w:rPr>
         <w:t>الأخبار السارة (رسالة الإنجيل) غيرت حياة أنسيمس.</w:t>
@@ -435,11 +529,15 @@
       </w:pPr>
       <w:r>
         <w:rPr>
-          <w:lang w:val="ar_AE" w:bidi="ar_AE"/>
-        </w:rPr>
-      </w:r>
-      <w:r>
-        <w:rPr>
+          <w:rtl/>
+          <w:cs/>
+          <w:lang w:val="ar_AE" w:bidi="ar_AE"/>
+        </w:rPr>
+      </w:r>
+      <w:r>
+        <w:rPr>
+          <w:rtl/>
+          <w:cs/>
           <w:lang w:val="ar_AE" w:bidi="ar_AE"/>
         </w:rPr>
         <w:t>يمكن للأخبار السارة أن تغير العلاقة بين مالك العبد (السيد) والعبد.</w:t>
@@ -451,12 +549,16 @@
       </w:pPr>
       <w:r>
         <w:rPr>
+          <w:rtl/>
+          <w:cs/>
           <w:lang w:val="ar_AE" w:bidi="ar_AE"/>
         </w:rPr>
       </w:r>
       <w:r>
         <w:rPr>
           <w:b/>
+          <w:rtl/>
+          <w:cs/>
           <w:lang w:val="ar_AE" w:bidi="ar_AE"/>
         </w:rPr>
         <w:t>مخطط السفر</w:t>
@@ -468,12 +570,16 @@
       </w:pPr>
       <w:r>
         <w:rPr>
+          <w:rtl/>
+          <w:cs/>
           <w:lang w:val="ar_AE" w:bidi="ar_AE"/>
         </w:rPr>
       </w:r>
       <w:r>
         <w:rPr>
           <w:b/>
+          <w:rtl/>
+          <w:cs/>
           <w:lang w:val="ar_AE" w:bidi="ar_AE"/>
         </w:rPr>
         <w:t>تحيات (1:1–3).</w:t>
@@ -485,12 +591,16 @@
       </w:pPr>
       <w:r>
         <w:rPr>
+          <w:rtl/>
+          <w:cs/>
           <w:lang w:val="ar_AE" w:bidi="ar_AE"/>
         </w:rPr>
       </w:r>
       <w:r>
         <w:rPr>
           <w:b/>
+          <w:rtl/>
+          <w:cs/>
           <w:lang w:val="ar_AE" w:bidi="ar_AE"/>
         </w:rPr>
         <w:t>الصلاة وتقديم الشكر (1:4–7).</w:t>
@@ -502,12 +612,16 @@
       </w:pPr>
       <w:r>
         <w:rPr>
+          <w:rtl/>
+          <w:cs/>
           <w:lang w:val="ar_AE" w:bidi="ar_AE"/>
         </w:rPr>
       </w:r>
       <w:r>
         <w:rPr>
           <w:b/>
+          <w:rtl/>
+          <w:cs/>
           <w:lang w:val="ar_AE" w:bidi="ar_AE"/>
         </w:rPr>
         <w:t>بولس يناشد من أجل أنسيمس (1:8–22).</w:t>
@@ -519,23 +633,31 @@
       </w:pPr>
       <w:r>
         <w:rPr>
+          <w:rtl/>
+          <w:cs/>
           <w:lang w:val="ar_AE" w:bidi="ar_AE"/>
         </w:rPr>
       </w:r>
       <w:r>
         <w:rPr>
           <w:b/>
+          <w:rtl/>
+          <w:cs/>
           <w:lang w:val="ar_AE" w:bidi="ar_AE"/>
         </w:rPr>
         <w:t>التحيات الختامية (1:23–25).</w:t>
       </w:r>
       <w:r>
         <w:rPr>
-          <w:lang w:val="ar_AE" w:bidi="ar_AE"/>
-        </w:rPr>
-      </w:r>
-      <w:r>
-        <w:rPr>
+          <w:rtl/>
+          <w:cs/>
+          <w:lang w:val="ar_AE" w:bidi="ar_AE"/>
+        </w:rPr>
+      </w:r>
+      <w:r>
+        <w:rPr>
+          <w:rtl/>
+          <w:cs/>
           <w:lang w:val="ar_AE" w:bidi="ar_AE"/>
         </w:rPr>
       </w:r>
